--- a/작업일지/Week_13(250707-250720).docx
+++ b/작업일지/Week_13(250707-250720).docx
@@ -644,7 +644,7 @@
               <w:spacing w:line="240" w:lineRule="atLeast"/>
               <w:jc w:val="center"/>
               <w:rPr>
-                <w:rFonts w:asciiTheme="majorEastAsia" w:eastAsiaTheme="majorEastAsia" w:hAnsiTheme="majorEastAsia" w:hint="eastAsia"/>
+                <w:rFonts w:asciiTheme="majorEastAsia" w:eastAsiaTheme="majorEastAsia" w:hAnsiTheme="majorEastAsia"/>
                 <w:b/>
                 <w:sz w:val="24"/>
                 <w:szCs w:val="24"/>
@@ -654,6 +654,7 @@
               <w:rPr>
                 <w:rFonts w:asciiTheme="majorEastAsia" w:eastAsiaTheme="majorEastAsia" w:hAnsiTheme="majorEastAsia"/>
                 <w:b/>
+                <w:noProof/>
                 <w:sz w:val="24"/>
                 <w:szCs w:val="24"/>
               </w:rPr>
@@ -705,7 +706,7 @@
               <w:spacing w:line="240" w:lineRule="atLeast"/>
               <w:jc w:val="center"/>
               <w:rPr>
-                <w:rFonts w:asciiTheme="majorEastAsia" w:eastAsiaTheme="majorEastAsia" w:hAnsiTheme="majorEastAsia" w:hint="eastAsia"/>
+                <w:rFonts w:asciiTheme="majorEastAsia" w:eastAsiaTheme="majorEastAsia" w:hAnsiTheme="majorEastAsia"/>
                 <w:b/>
                 <w:sz w:val="24"/>
                 <w:szCs w:val="24"/>
@@ -715,6 +716,7 @@
               <w:rPr>
                 <w:rFonts w:asciiTheme="majorEastAsia" w:eastAsiaTheme="majorEastAsia" w:hAnsiTheme="majorEastAsia"/>
                 <w:b/>
+                <w:noProof/>
                 <w:sz w:val="24"/>
                 <w:szCs w:val="24"/>
               </w:rPr>
@@ -763,7 +765,7 @@
         <w:spacing w:after="0" w:line="240" w:lineRule="atLeast"/>
         <w:jc w:val="left"/>
         <w:rPr>
-          <w:rFonts w:asciiTheme="majorEastAsia" w:eastAsiaTheme="majorEastAsia" w:hAnsiTheme="majorEastAsia" w:hint="eastAsia"/>
+          <w:rFonts w:asciiTheme="majorEastAsia" w:eastAsiaTheme="majorEastAsia" w:hAnsiTheme="majorEastAsia"/>
           <w:b/>
           <w:sz w:val="24"/>
           <w:szCs w:val="24"/>
@@ -1137,7 +1139,7 @@
         <w:spacing w:after="0" w:line="240" w:lineRule="atLeast"/>
         <w:jc w:val="left"/>
         <w:rPr>
-          <w:rFonts w:asciiTheme="majorEastAsia" w:eastAsiaTheme="majorEastAsia" w:hAnsiTheme="majorEastAsia" w:hint="eastAsia"/>
+          <w:rFonts w:asciiTheme="majorEastAsia" w:eastAsiaTheme="majorEastAsia" w:hAnsiTheme="majorEastAsia"/>
           <w:bCs/>
           <w:color w:val="000000"/>
         </w:rPr>
@@ -1301,7 +1303,7 @@
       <w:pPr>
         <w:spacing w:line="240" w:lineRule="atLeast"/>
         <w:rPr>
-          <w:rFonts w:asciiTheme="majorEastAsia" w:eastAsiaTheme="majorEastAsia" w:hAnsiTheme="majorEastAsia" w:hint="eastAsia"/>
+          <w:rFonts w:asciiTheme="majorEastAsia" w:eastAsiaTheme="majorEastAsia" w:hAnsiTheme="majorEastAsia"/>
           <w:bCs/>
           <w:color w:val="000000"/>
         </w:rPr>
@@ -1536,7 +1538,7 @@
         <w:ind w:leftChars="0"/>
         <w:jc w:val="left"/>
         <w:rPr>
-          <w:rFonts w:asciiTheme="majorEastAsia" w:eastAsiaTheme="majorEastAsia" w:hAnsiTheme="majorEastAsia" w:hint="eastAsia"/>
+          <w:rFonts w:asciiTheme="majorEastAsia" w:eastAsiaTheme="majorEastAsia" w:hAnsiTheme="majorEastAsia"/>
           <w:bCs/>
           <w:color w:val="000000"/>
         </w:rPr>
@@ -1604,7 +1606,7 @@
         <w:spacing w:after="0" w:line="240" w:lineRule="atLeast"/>
         <w:jc w:val="left"/>
         <w:rPr>
-          <w:rFonts w:asciiTheme="majorEastAsia" w:eastAsiaTheme="majorEastAsia" w:hAnsiTheme="majorEastAsia" w:hint="eastAsia"/>
+          <w:rFonts w:asciiTheme="majorEastAsia" w:eastAsiaTheme="majorEastAsia" w:hAnsiTheme="majorEastAsia"/>
           <w:bCs/>
           <w:color w:val="000000"/>
         </w:rPr>
@@ -1744,7 +1746,7 @@
         <w:spacing w:after="0" w:line="240" w:lineRule="atLeast"/>
         <w:jc w:val="left"/>
         <w:rPr>
-          <w:rFonts w:asciiTheme="majorEastAsia" w:eastAsiaTheme="majorEastAsia" w:hAnsiTheme="majorEastAsia" w:hint="eastAsia"/>
+          <w:rFonts w:asciiTheme="majorEastAsia" w:eastAsiaTheme="majorEastAsia" w:hAnsiTheme="majorEastAsia"/>
           <w:bCs/>
           <w:color w:val="000000"/>
         </w:rPr>
@@ -1940,7 +1942,7 @@
         <w:spacing w:after="0" w:line="240" w:lineRule="atLeast"/>
         <w:jc w:val="left"/>
         <w:rPr>
-          <w:rFonts w:asciiTheme="majorEastAsia" w:eastAsiaTheme="majorEastAsia" w:hAnsiTheme="majorEastAsia" w:hint="eastAsia"/>
+          <w:rFonts w:asciiTheme="majorEastAsia" w:eastAsiaTheme="majorEastAsia" w:hAnsiTheme="majorEastAsia"/>
           <w:bCs/>
           <w:color w:val="000000"/>
         </w:rPr>
@@ -2454,7 +2456,7 @@
         <w:spacing w:line="240" w:lineRule="atLeast"/>
         <w:ind w:leftChars="0"/>
         <w:rPr>
-          <w:rFonts w:asciiTheme="majorEastAsia" w:eastAsiaTheme="majorEastAsia" w:hAnsiTheme="majorEastAsia" w:hint="eastAsia"/>
+          <w:rFonts w:asciiTheme="majorEastAsia" w:eastAsiaTheme="majorEastAsia" w:hAnsiTheme="majorEastAsia"/>
           <w:b/>
           <w:color w:val="000000"/>
         </w:rPr>
@@ -2479,7 +2481,7 @@
     <w:p>
       <w:pPr>
         <w:rPr>
-          <w:rFonts w:asciiTheme="majorEastAsia" w:eastAsiaTheme="majorEastAsia" w:hAnsiTheme="majorEastAsia" w:hint="eastAsia"/>
+          <w:rFonts w:asciiTheme="majorEastAsia" w:eastAsiaTheme="majorEastAsia" w:hAnsiTheme="majorEastAsia"/>
           <w:b/>
           <w:color w:val="000000"/>
           <w:sz w:val="22"/>
@@ -2706,7 +2708,7 @@
             <w:pPr>
               <w:jc w:val="center"/>
               <w:rPr>
-                <w:rFonts w:asciiTheme="majorEastAsia" w:eastAsiaTheme="majorEastAsia" w:hAnsiTheme="majorEastAsia" w:hint="eastAsia"/>
+                <w:rFonts w:asciiTheme="majorEastAsia" w:eastAsiaTheme="majorEastAsia" w:hAnsiTheme="majorEastAsia"/>
               </w:rPr>
             </w:pPr>
             <w:r>
@@ -2761,14 +2763,7 @@
               <w:rPr>
                 <w:rFonts w:asciiTheme="majorEastAsia" w:eastAsiaTheme="majorEastAsia" w:hAnsiTheme="majorEastAsia"/>
               </w:rPr>
-              <w:t>.</w:t>
-            </w:r>
-            <w:proofErr w:type="gramStart"/>
-            <w:r>
-              <w:rPr>
-                <w:rFonts w:asciiTheme="majorEastAsia" w:eastAsiaTheme="majorEastAsia" w:hAnsiTheme="majorEastAsia"/>
-              </w:rPr>
-              <w:t>0</w:t>
+              <w:t>.0</w:t>
             </w:r>
             <w:r>
               <w:rPr>
@@ -2784,16 +2779,9 @@
             </w:r>
             <w:r>
               <w:rPr>
-                <w:rFonts w:asciiTheme="majorEastAsia" w:eastAsiaTheme="majorEastAsia" w:hAnsiTheme="majorEastAsia" w:hint="eastAsia"/>
-              </w:rPr>
-              <w:t>*</w:t>
-            </w:r>
-            <w:proofErr w:type="gramEnd"/>
-            <w:r>
-              <w:rPr>
-                <w:rFonts w:asciiTheme="majorEastAsia" w:eastAsiaTheme="majorEastAsia" w:hAnsiTheme="majorEastAsia" w:hint="eastAsia"/>
-              </w:rPr>
-              <w:t>*</w:t>
+                <w:rFonts w:asciiTheme="majorEastAsia" w:eastAsiaTheme="majorEastAsia" w:hAnsiTheme="majorEastAsia"/>
+              </w:rPr>
+              <w:t>27</w:t>
             </w:r>
           </w:p>
         </w:tc>
